--- a/docs/hyde/RAYEN-工程交接-2026-09-11.docx
+++ b/docs/hyde/RAYEN-工程交接-2026-09-11.docx
@@ -379,51 +379,51 @@
           <w:b/>
           <w:bCs/>
         </w:rPr>
-        <w:t xml:space="preserve">现在最要紧的一件事</w:t>
-      </w:r>
-      <w:r>
-        <w:rPr>
-          <w:rFonts w:ascii="Microsoft YaHei" w:cs="Microsoft YaHei" w:eastAsia="Microsoft YaHei" w:hAnsi="Microsoft YaHei"/>
-        </w:rPr>
-        <w:t xml:space="preserve">：本次的产品图打标（518 张）</w:t>
-      </w:r>
-      <w:r>
-        <w:rPr>
-          <w:rFonts w:ascii="Microsoft YaHei" w:cs="Microsoft YaHei" w:eastAsia="Microsoft YaHei" w:hAnsi="Microsoft YaHei"/>
-          <w:b/>
-          <w:bCs/>
-        </w:rPr>
-        <w:t xml:space="preserve">已经做完、已经构建、但没能提交</w:t>
-      </w:r>
-      <w:r>
-        <w:rPr>
-          <w:rFonts w:ascii="Microsoft YaHei" w:cs="Microsoft YaHei" w:eastAsia="Microsoft YaHei" w:hAnsi="Microsoft YaHei"/>
-        </w:rPr>
-        <w:t xml:space="preserve"> ——</w:t>
-      </w:r>
-    </w:p>
-    <w:p>
-      <w:pPr>
-        <w:spacing w:after="60" w:before="60"/>
-      </w:pPr>
-      <w:r>
-        <w:rPr>
-          <w:rFonts w:ascii="Microsoft YaHei" w:cs="Microsoft YaHei" w:eastAsia="Microsoft YaHei" w:hAnsi="Microsoft YaHei"/>
-        </w:rPr>
-        <w:t xml:space="preserve">另一个会话连续占着 </w:t>
+        <w:t xml:space="preserve">状态</w:t>
+      </w:r>
+      <w:r>
+        <w:rPr>
+          <w:rFonts w:ascii="Microsoft YaHei" w:cs="Microsoft YaHei" w:eastAsia="Microsoft YaHei" w:hAnsi="Microsoft YaHei"/>
+        </w:rPr>
+        <w:t xml:space="preserve">：本次全部工作</w:t>
+      </w:r>
+      <w:r>
+        <w:rPr>
+          <w:rFonts w:ascii="Microsoft YaHei" w:cs="Microsoft YaHei" w:eastAsia="Microsoft YaHei" w:hAnsi="Microsoft YaHei"/>
+          <w:b/>
+          <w:bCs/>
+        </w:rPr>
+        <w:t xml:space="preserve">已提交并推送</w:t>
+      </w:r>
+      <w:r>
+        <w:rPr>
+          <w:rFonts w:ascii="Microsoft YaHei" w:cs="Microsoft YaHei" w:eastAsia="Microsoft YaHei" w:hAnsi="Microsoft YaHei"/>
+        </w:rPr>
+        <w:t xml:space="preserve">（最后一个提交 </w:t>
       </w:r>
       <w:r>
         <w:rPr>
           <w:rFonts w:ascii="Consolas" w:cs="Consolas" w:eastAsia="Consolas" w:hAnsi="Consolas"/>
           <w:shd w:fill="F2F2F2" w:val="clear"/>
         </w:rPr>
-        <w:t xml:space="preserve">.git/index.lock</w:t>
-      </w:r>
-      <w:r>
-        <w:rPr>
-          <w:rFonts w:ascii="Microsoft YaHei" w:cs="Microsoft YaHei" w:eastAsia="Microsoft YaHei" w:hAnsi="Microsoft YaHei"/>
-        </w:rPr>
-        <w:t xml:space="preserve">。详见第 4 节，接手第一件事就是把它提交推送。</w:t>
+        <w:t xml:space="preserve">5d49426ca9</w:t>
+      </w:r>
+      <w:r>
+        <w:rPr>
+          <w:rFonts w:ascii="Microsoft YaHei" w:cs="Microsoft YaHei" w:eastAsia="Microsoft YaHei" w:hAnsi="Microsoft YaHei"/>
+        </w:rPr>
+        <w:t xml:space="preserve">）。线上和磁盘一致。</w:t>
+      </w:r>
+    </w:p>
+    <w:p>
+      <w:pPr>
+        <w:spacing w:after="60" w:before="60"/>
+      </w:pPr>
+      <w:r>
+        <w:rPr>
+          <w:rFonts w:ascii="Microsoft YaHei" w:cs="Microsoft YaHei" w:eastAsia="Microsoft YaHei" w:hAnsi="Microsoft YaHei"/>
+        </w:rPr>
+        <w:t xml:space="preserve">接手可以直接从第 7 节开始干活。</w:t>
       </w:r>
     </w:p>
     <w:p>
@@ -2649,406 +2649,392 @@
         <w:rPr>
           <w:rFonts w:ascii="Microsoft YaHei" w:cs="Microsoft YaHei" w:eastAsia="Microsoft YaHei" w:hAnsi="Microsoft YaHei"/>
         </w:rPr>
-        <w:t xml:space="preserve">⚠ 做完了但</w:t>
-      </w:r>
-      <w:r>
-        <w:rPr>
-          <w:rFonts w:ascii="Microsoft YaHei" w:cs="Microsoft YaHei" w:eastAsia="Microsoft YaHei" w:hAnsi="Microsoft YaHei"/>
-          <w:b/>
-          <w:bCs/>
-        </w:rPr>
-        <w:t xml:space="preserve">没提交</w:t>
-      </w:r>
-      <w:r>
-        <w:rPr>
-          <w:rFonts w:ascii="Microsoft YaHei" w:cs="Microsoft YaHei" w:eastAsia="Microsoft YaHei" w:hAnsi="Microsoft YaHei"/>
-        </w:rPr>
-        <w:t xml:space="preserve">的 —— 接手第一件事</w:t>
-      </w:r>
-    </w:p>
-    <w:p>
-      <w:pPr>
-        <w:spacing w:after="60" w:before="60"/>
-      </w:pPr>
-      <w:r>
-        <w:rPr>
-          <w:rFonts w:ascii="Microsoft YaHei" w:cs="Microsoft YaHei" w:eastAsia="Microsoft YaHei" w:hAnsi="Microsoft YaHei"/>
-          <w:b/>
-          <w:bCs/>
-        </w:rPr>
-        <w:t xml:space="preserve">产品图打雷茵标，518 张。</w:t>
-      </w:r>
-    </w:p>
-    <w:p>
-      <w:pPr>
-        <w:pStyle w:val="ListParagraph"/>
-        <w:numPr>
-          <w:ilvl w:val="0"/>
-          <w:numId w:val="1"/>
-        </w:numPr>
-        <w:spacing w:after="40" w:before="40"/>
-      </w:pPr>
-      <w:r>
-        <w:rPr>
-          <w:rFonts w:ascii="Microsoft YaHei" w:cs="Microsoft YaHei" w:eastAsia="Microsoft YaHei" w:hAnsi="Microsoft YaHei"/>
-        </w:rPr>
-        <w:t xml:space="preserve">图片</w:t>
-      </w:r>
-      <w:r>
-        <w:rPr>
-          <w:rFonts w:ascii="Microsoft YaHei" w:cs="Microsoft YaHei" w:eastAsia="Microsoft YaHei" w:hAnsi="Microsoft YaHei"/>
-          <w:b/>
-          <w:bCs/>
-        </w:rPr>
-        <w:t xml:space="preserve">已经改在磁盘上</w:t>
-      </w:r>
-      <w:r>
-        <w:rPr>
-          <w:rFonts w:ascii="Microsoft YaHei" w:cs="Microsoft YaHei" w:eastAsia="Microsoft YaHei" w:hAnsi="Microsoft YaHei"/>
-        </w:rPr>
-        <w:t xml:space="preserve">（</w:t>
+        <w:t xml:space="preserve">产品图打雷茵标，518 张 —— 已完成</w:t>
+      </w:r>
+    </w:p>
+    <w:tbl>
+      <w:tblPr>
+        <w:tblW w:type="dxa" w:w="9360"/>
+        <w:tblBorders>
+          <w:top w:val="single" w:color="auto" w:sz="4"/>
+          <w:left w:val="single" w:color="auto" w:sz="4"/>
+          <w:bottom w:val="single" w:color="auto" w:sz="4"/>
+          <w:right w:val="single" w:color="auto" w:sz="4"/>
+          <w:insideH w:val="single" w:color="auto" w:sz="4"/>
+          <w:insideV w:val="single" w:color="auto" w:sz="4"/>
+        </w:tblBorders>
+      </w:tblPr>
+      <w:tblGrid>
+        <w:gridCol w:w="3120"/>
+        <w:gridCol w:w="3120"/>
+        <w:gridCol w:w="3120"/>
+      </w:tblGrid>
+      <w:tr>
+        <w:trPr>
+          <w:tblHeader/>
+        </w:trPr>
+        <w:tc>
+          <w:tcPr>
+            <w:tcW w:type="dxa" w:w="3120"/>
+            <w:shd w:fill="EDEDED" w:val="clear"/>
+            <w:tcMar>
+              <w:top w:type="dxa" w:w="60"/>
+              <w:left w:type="dxa" w:w="100"/>
+              <w:bottom w:type="dxa" w:w="60"/>
+              <w:right w:type="dxa" w:w="100"/>
+            </w:tcMar>
+          </w:tcPr>
+          <w:p>
+            <w:pPr>
+              <w:spacing w:after="0" w:before="0"/>
+            </w:pPr>
+            <w:r>
+              <w:rPr>
+                <w:rFonts w:ascii="Microsoft YaHei" w:cs="Microsoft YaHei" w:eastAsia="Microsoft YaHei" w:hAnsi="Microsoft YaHei"/>
+                <w:b/>
+                <w:bCs/>
+              </w:rPr>
+              <w:t xml:space="preserve">项</w:t>
+            </w:r>
+          </w:p>
+        </w:tc>
+        <w:tc>
+          <w:tcPr>
+            <w:tcW w:type="dxa" w:w="3120"/>
+            <w:shd w:fill="EDEDED" w:val="clear"/>
+            <w:tcMar>
+              <w:top w:type="dxa" w:w="60"/>
+              <w:left w:type="dxa" w:w="100"/>
+              <w:bottom w:type="dxa" w:w="60"/>
+              <w:right w:type="dxa" w:w="100"/>
+            </w:tcMar>
+          </w:tcPr>
+          <w:p>
+            <w:pPr>
+              <w:spacing w:after="0" w:before="0"/>
+            </w:pPr>
+            <w:r>
+              <w:rPr>
+                <w:rFonts w:ascii="Microsoft YaHei" w:cs="Microsoft YaHei" w:eastAsia="Microsoft YaHei" w:hAnsi="Microsoft YaHei"/>
+                <w:b/>
+                <w:bCs/>
+              </w:rPr>
+              <w:t xml:space="preserve">提交</w:t>
+            </w:r>
+          </w:p>
+        </w:tc>
+        <w:tc>
+          <w:tcPr>
+            <w:tcW w:type="dxa" w:w="3120"/>
+            <w:shd w:fill="EDEDED" w:val="clear"/>
+            <w:tcMar>
+              <w:top w:type="dxa" w:w="60"/>
+              <w:left w:type="dxa" w:w="100"/>
+              <w:bottom w:type="dxa" w:w="60"/>
+              <w:right w:type="dxa" w:w="100"/>
+            </w:tcMar>
+          </w:tcPr>
+          <w:p>
+            <w:pPr>
+              <w:spacing w:after="0" w:before="0"/>
+            </w:pPr>
+            <w:r>
+              <w:rPr>
+                <w:rFonts w:ascii="Microsoft YaHei" w:cs="Microsoft YaHei" w:eastAsia="Microsoft YaHei" w:hAnsi="Microsoft YaHei"/>
+                <w:b/>
+                <w:bCs/>
+              </w:rPr>
+              <w:t xml:space="preserve">状态</w:t>
+            </w:r>
+          </w:p>
+        </w:tc>
+      </w:tr>
+      <w:tr>
+        <w:trPr>
+          <w:tblHeader w:val="false"/>
+        </w:trPr>
+        <w:tc>
+          <w:tcPr>
+            <w:tcW w:type="dxa" w:w="3120"/>
+            <w:tcMar>
+              <w:top w:type="dxa" w:w="60"/>
+              <w:left w:type="dxa" w:w="100"/>
+              <w:bottom w:type="dxa" w:w="60"/>
+              <w:right w:type="dxa" w:w="100"/>
+            </w:tcMar>
+          </w:tcPr>
+          <w:p>
+            <w:pPr>
+              <w:spacing w:after="0" w:before="0"/>
+            </w:pPr>
+            <w:r>
+              <w:rPr>
+                <w:rFonts w:ascii="Microsoft YaHei" w:cs="Microsoft YaHei" w:eastAsia="Microsoft YaHei" w:hAnsi="Microsoft YaHei"/>
+              </w:rPr>
+              <w:t xml:space="preserve">518 张在售产品图打标，固定右下角，深浅两种墨按底色自动选</w:t>
+            </w:r>
+          </w:p>
+        </w:tc>
+        <w:tc>
+          <w:tcPr>
+            <w:tcW w:type="dxa" w:w="3120"/>
+            <w:tcMar>
+              <w:top w:type="dxa" w:w="60"/>
+              <w:left w:type="dxa" w:w="100"/>
+              <w:bottom w:type="dxa" w:w="60"/>
+              <w:right w:type="dxa" w:w="100"/>
+            </w:tcMar>
+          </w:tcPr>
+          <w:p>
+            <w:pPr>
+              <w:spacing w:after="0" w:before="0"/>
+            </w:pPr>
+            <w:r>
+              <w:rPr>
+                <w:rFonts w:ascii="Consolas" w:cs="Consolas" w:eastAsia="Consolas" w:hAnsi="Consolas"/>
+                <w:shd w:fill="F2F2F2" w:val="clear"/>
+              </w:rPr>
+              <w:t xml:space="preserve">5d49426ca9</w:t>
+            </w:r>
+          </w:p>
+        </w:tc>
+        <w:tc>
+          <w:tcPr>
+            <w:tcW w:type="dxa" w:w="3120"/>
+            <w:tcMar>
+              <w:top w:type="dxa" w:w="60"/>
+              <w:left w:type="dxa" w:w="100"/>
+              <w:bottom w:type="dxa" w:w="60"/>
+              <w:right w:type="dxa" w:w="100"/>
+            </w:tcMar>
+          </w:tcPr>
+          <w:p>
+            <w:pPr>
+              <w:spacing w:after="0" w:before="0"/>
+            </w:pPr>
+            <w:r>
+              <w:rPr>
+                <w:rFonts w:ascii="Microsoft YaHei" w:cs="Microsoft YaHei" w:eastAsia="Microsoft YaHei" w:hAnsi="Microsoft YaHei"/>
+              </w:rPr>
+              <w:t xml:space="preserve">✅ 已推送</w:t>
+            </w:r>
+          </w:p>
+        </w:tc>
+      </w:tr>
+      <w:tr>
+        <w:trPr>
+          <w:tblHeader w:val="false"/>
+        </w:trPr>
+        <w:tc>
+          <w:tcPr>
+            <w:tcW w:type="dxa" w:w="3120"/>
+            <w:tcMar>
+              <w:top w:type="dxa" w:w="60"/>
+              <w:left w:type="dxa" w:w="100"/>
+              <w:bottom w:type="dxa" w:w="60"/>
+              <w:right w:type="dxa" w:w="100"/>
+            </w:tcMar>
+          </w:tcPr>
+          <w:p>
+            <w:pPr>
+              <w:spacing w:after="0" w:before="0"/>
+            </w:pPr>
+            <w:r>
+              <w:rPr>
+                <w:rFonts w:ascii="Microsoft YaHei" w:cs="Microsoft YaHei" w:eastAsia="Microsoft YaHei" w:hAnsi="Microsoft YaHei"/>
+              </w:rPr>
+              <w:t xml:space="preserve">交接文档（本文件）</w:t>
+            </w:r>
+          </w:p>
+        </w:tc>
+        <w:tc>
+          <w:tcPr>
+            <w:tcW w:type="dxa" w:w="3120"/>
+            <w:tcMar>
+              <w:top w:type="dxa" w:w="60"/>
+              <w:left w:type="dxa" w:w="100"/>
+              <w:bottom w:type="dxa" w:w="60"/>
+              <w:right w:type="dxa" w:w="100"/>
+            </w:tcMar>
+          </w:tcPr>
+          <w:p>
+            <w:pPr>
+              <w:spacing w:after="0" w:before="0"/>
+            </w:pPr>
+            <w:r>
+              <w:rPr>
+                <w:rFonts w:ascii="Consolas" w:cs="Consolas" w:eastAsia="Consolas" w:hAnsi="Consolas"/>
+                <w:shd w:fill="F2F2F2" w:val="clear"/>
+              </w:rPr>
+              <w:t xml:space="preserve">cec4dd7f69</w:t>
+            </w:r>
+          </w:p>
+        </w:tc>
+        <w:tc>
+          <w:tcPr>
+            <w:tcW w:type="dxa" w:w="3120"/>
+            <w:tcMar>
+              <w:top w:type="dxa" w:w="60"/>
+              <w:left w:type="dxa" w:w="100"/>
+              <w:bottom w:type="dxa" w:w="60"/>
+              <w:right w:type="dxa" w:w="100"/>
+            </w:tcMar>
+          </w:tcPr>
+          <w:p>
+            <w:pPr>
+              <w:spacing w:after="0" w:before="0"/>
+            </w:pPr>
+            <w:r>
+              <w:rPr>
+                <w:rFonts w:ascii="Microsoft YaHei" w:cs="Microsoft YaHei" w:eastAsia="Microsoft YaHei" w:hAnsi="Microsoft YaHei"/>
+              </w:rPr>
+              <w:t xml:space="preserve">✅ 已推送</w:t>
+            </w:r>
+          </w:p>
+        </w:tc>
+      </w:tr>
+    </w:tbl>
+    <w:p>
+      <w:pPr>
+        <w:spacing w:after="120"/>
+      </w:pPr>
+    </w:p>
+    <w:p>
+      <w:pPr>
+        <w:spacing w:after="60" w:before="60"/>
+      </w:pPr>
+      <w:r>
+        <w:rPr>
+          <w:rFonts w:ascii="Microsoft YaHei" w:cs="Microsoft YaHei" w:eastAsia="Microsoft YaHei" w:hAnsi="Microsoft YaHei"/>
+          <w:b/>
+          <w:bCs/>
+        </w:rPr>
+        <w:t xml:space="preserve">提交时撞上的事，值得记一笔</w:t>
+      </w:r>
+      <w:r>
+        <w:rPr>
+          <w:rFonts w:ascii="Microsoft YaHei" w:cs="Microsoft YaHei" w:eastAsia="Microsoft YaHei" w:hAnsi="Microsoft YaHei"/>
+        </w:rPr>
+        <w:t xml:space="preserve">：另一个会话（在做西语排版）留下了一个 </w:t>
       </w:r>
       <w:r>
         <w:rPr>
           <w:rFonts w:ascii="Consolas" w:cs="Consolas" w:eastAsia="Consolas" w:hAnsi="Consolas"/>
           <w:shd w:fill="F2F2F2" w:val="clear"/>
         </w:rPr>
-        <w:t xml:space="preserve">public/images/products-rayen/</w:t>
-      </w:r>
-      <w:r>
-        <w:rPr>
-          <w:rFonts w:ascii="Microsoft YaHei" w:cs="Microsoft YaHei" w:eastAsia="Microsoft YaHei" w:hAnsi="Microsoft YaHei"/>
-        </w:rPr>
-        <w:t xml:space="preserve">）</w:t>
-      </w:r>
-    </w:p>
-    <w:p>
-      <w:pPr>
-        <w:pStyle w:val="ListParagraph"/>
-        <w:numPr>
-          <w:ilvl w:val="0"/>
-          <w:numId w:val="1"/>
-        </w:numPr>
-        <w:spacing w:after="40" w:before="40"/>
-      </w:pPr>
+        <w:t xml:space="preserve">.git/index.lock</w:t>
+      </w:r>
+      <w:r>
+        <w:rPr>
+          <w:rFonts w:ascii="Microsoft YaHei" w:cs="Microsoft YaHei" w:eastAsia="Microsoft YaHei" w:hAnsi="Microsoft YaHei"/>
+        </w:rPr>
+        <w:t xml:space="preserve">，</w:t>
+      </w:r>
+    </w:p>
+    <w:p>
+      <w:pPr>
+        <w:spacing w:after="60" w:before="60"/>
+      </w:pPr>
+      <w:r>
+        <w:rPr>
+          <w:rFonts w:ascii="Microsoft YaHei" w:cs="Microsoft YaHei" w:eastAsia="Microsoft YaHei" w:hAnsi="Microsoft YaHei"/>
+        </w:rPr>
+        <w:t xml:space="preserve">零字节、十四分钟没动过、HEAD 也没前进 —— 是</w:t>
+      </w:r>
+      <w:r>
+        <w:rPr>
+          <w:rFonts w:ascii="Microsoft YaHei" w:cs="Microsoft YaHei" w:eastAsia="Microsoft YaHei" w:hAnsi="Microsoft YaHei"/>
+          <w:b/>
+          <w:bCs/>
+        </w:rPr>
+        <w:t xml:space="preserve">僵尸锁</w:t>
+      </w:r>
+      <w:r>
+        <w:rPr>
+          <w:rFonts w:ascii="Microsoft YaHei" w:cs="Microsoft YaHei" w:eastAsia="Microsoft YaHei" w:hAnsi="Microsoft YaHei"/>
+        </w:rPr>
+        <w:t xml:space="preserve">，不是有人正在写。</w:t>
+      </w:r>
+    </w:p>
+    <w:p>
+      <w:pPr>
+        <w:spacing w:after="60" w:before="60"/>
+      </w:pPr>
+      <w:r>
+        <w:rPr>
+          <w:rFonts w:ascii="Microsoft YaHei" w:cs="Microsoft YaHei" w:eastAsia="Microsoft YaHei" w:hAnsi="Microsoft YaHei"/>
+        </w:rPr>
+        <w:t xml:space="preserve">判断方法：锁文件 mtime 有没有变、HEAD 有没有前进、</w:t>
+      </w:r>
       <w:r>
         <w:rPr>
           <w:rFonts w:ascii="Consolas" w:cs="Consolas" w:eastAsia="Consolas" w:hAnsi="Consolas"/>
           <w:shd w:fill="F2F2F2" w:val="clear"/>
         </w:rPr>
-        <w:t xml:space="preserve">scripts/brand-rayen-images.mjs</w:t>
-      </w:r>
-      <w:r>
-        <w:rPr>
-          <w:rFonts w:ascii="Microsoft YaHei" w:cs="Microsoft YaHei" w:eastAsia="Microsoft YaHei" w:hAnsi="Microsoft YaHei"/>
-        </w:rPr>
-        <w:t xml:space="preserve"> </w:t>
-      </w:r>
-      <w:r>
-        <w:rPr>
-          <w:rFonts w:ascii="Microsoft YaHei" w:cs="Microsoft YaHei" w:eastAsia="Microsoft YaHei" w:hAnsi="Microsoft YaHei"/>
-          <w:b/>
-          <w:bCs/>
-        </w:rPr>
-        <w:t xml:space="preserve">已写好</w:t>
-      </w:r>
-      <w:r>
-        <w:rPr>
-          <w:rFonts w:ascii="Microsoft YaHei" w:cs="Microsoft YaHei" w:eastAsia="Microsoft YaHei" w:hAnsi="Microsoft YaHei"/>
-        </w:rPr>
-        <w:t xml:space="preserve">（未跟踪）</w:t>
-      </w:r>
-    </w:p>
-    <w:p>
-      <w:pPr>
-        <w:pStyle w:val="ListParagraph"/>
-        <w:numPr>
-          <w:ilvl w:val="0"/>
-          <w:numId w:val="1"/>
-        </w:numPr>
-        <w:spacing w:after="40" w:before="40"/>
-      </w:pPr>
+        <w:t xml:space="preserve">tasklist | grep git</w:t>
+      </w:r>
+      <w:r>
+        <w:rPr>
+          <w:rFonts w:ascii="Microsoft YaHei" w:cs="Microsoft YaHei" w:eastAsia="Microsoft YaHei" w:hAnsi="Microsoft YaHei"/>
+        </w:rPr>
+        <w:t xml:space="preserve"> 是不是真的在跑。</w:t>
+      </w:r>
+    </w:p>
+    <w:p>
+      <w:pPr>
+        <w:spacing w:after="60" w:before="60"/>
+      </w:pPr>
+      <w:r>
+        <w:rPr>
+          <w:rFonts w:ascii="Microsoft YaHei" w:cs="Microsoft YaHei" w:eastAsia="Microsoft YaHei" w:hAnsi="Microsoft YaHei"/>
+        </w:rPr>
+        <w:t xml:space="preserve">确认之后把它</w:t>
+      </w:r>
+      <w:r>
+        <w:rPr>
+          <w:rFonts w:ascii="Microsoft YaHei" w:cs="Microsoft YaHei" w:eastAsia="Microsoft YaHei" w:hAnsi="Microsoft YaHei"/>
+          <w:b/>
+          <w:bCs/>
+        </w:rPr>
+        <w:t xml:space="preserve">移到 `tmp/claude-stale-lock/` 而不是删掉</w:t>
+      </w:r>
+      <w:r>
+        <w:rPr>
+          <w:rFonts w:ascii="Microsoft YaHei" w:cs="Microsoft YaHei" w:eastAsia="Microsoft YaHei" w:hAnsi="Microsoft YaHei"/>
+        </w:rPr>
+        <w:t xml:space="preserve">，再正常提交。</w:t>
+      </w:r>
+    </w:p>
+    <w:p>
+      <w:pPr>
+        <w:spacing w:after="60" w:before="60"/>
+      </w:pPr>
+      <w:r>
+        <w:rPr>
+          <w:rFonts w:ascii="Microsoft YaHei" w:cs="Microsoft YaHei" w:eastAsia="Microsoft YaHei" w:hAnsi="Microsoft YaHei"/>
+          <w:b/>
+          <w:bCs/>
+        </w:rPr>
+        <w:t xml:space="preserve">别拿真提交去试探锁</w:t>
+      </w:r>
+      <w:r>
+        <w:rPr>
+          <w:rFonts w:ascii="Microsoft YaHei" w:cs="Microsoft YaHei" w:eastAsia="Microsoft YaHei" w:hAnsi="Microsoft YaHei"/>
+        </w:rPr>
+        <w:t xml:space="preserve">（第 8 节第一条就是这么来的），只用 </w:t>
+      </w:r>
       <w:r>
         <w:rPr>
           <w:rFonts w:ascii="Consolas" w:cs="Consolas" w:eastAsia="Consolas" w:hAnsi="Consolas"/>
           <w:shd w:fill="F2F2F2" w:val="clear"/>
         </w:rPr>
-        <w:t xml:space="preserve">content/rayen/image-branding.json</w:t>
-      </w:r>
-      <w:r>
-        <w:rPr>
-          <w:rFonts w:ascii="Microsoft YaHei" w:cs="Microsoft YaHei" w:eastAsia="Microsoft YaHei" w:hAnsi="Microsoft YaHei"/>
-        </w:rPr>
-        <w:t xml:space="preserve"> 账本</w:t>
-      </w:r>
-      <w:r>
-        <w:rPr>
-          <w:rFonts w:ascii="Microsoft YaHei" w:cs="Microsoft YaHei" w:eastAsia="Microsoft YaHei" w:hAnsi="Microsoft YaHei"/>
-          <w:b/>
-          <w:bCs/>
-        </w:rPr>
-        <w:t xml:space="preserve">已生成</w:t>
-      </w:r>
-      <w:r>
-        <w:rPr>
-          <w:rFonts w:ascii="Microsoft YaHei" w:cs="Microsoft YaHei" w:eastAsia="Microsoft YaHei" w:hAnsi="Microsoft YaHei"/>
-        </w:rPr>
-        <w:t xml:space="preserve">（未跟踪）</w:t>
-      </w:r>
-    </w:p>
-    <w:p>
-      <w:pPr>
-        <w:pStyle w:val="ListParagraph"/>
-        <w:numPr>
-          <w:ilvl w:val="0"/>
-          <w:numId w:val="1"/>
-        </w:numPr>
-        <w:spacing w:after="40" w:before="40"/>
-      </w:pPr>
-      <w:r>
-        <w:rPr>
-          <w:rFonts w:ascii="Consolas" w:cs="Consolas" w:eastAsia="Consolas" w:hAnsi="Consolas"/>
-          <w:shd w:fill="F2F2F2" w:val="clear"/>
-        </w:rPr>
-        <w:t xml:space="preserve">package.json</w:t>
-      </w:r>
-      <w:r>
-        <w:rPr>
-          <w:rFonts w:ascii="Microsoft YaHei" w:cs="Microsoft YaHei" w:eastAsia="Microsoft YaHei" w:hAnsi="Microsoft YaHei"/>
-        </w:rPr>
-        <w:t xml:space="preserve"> 的 </w:t>
-      </w:r>
-      <w:r>
-        <w:rPr>
-          <w:rFonts w:ascii="Consolas" w:cs="Consolas" w:eastAsia="Consolas" w:hAnsi="Consolas"/>
-          <w:shd w:fill="F2F2F2" w:val="clear"/>
-        </w:rPr>
-        <w:t xml:space="preserve">rayen:images</w:t>
-      </w:r>
-      <w:r>
-        <w:rPr>
-          <w:rFonts w:ascii="Microsoft YaHei" w:cs="Microsoft YaHei" w:eastAsia="Microsoft YaHei" w:hAnsi="Microsoft YaHei"/>
-        </w:rPr>
-        <w:t xml:space="preserve"> 链</w:t>
-      </w:r>
-      <w:r>
-        <w:rPr>
-          <w:rFonts w:ascii="Microsoft YaHei" w:cs="Microsoft YaHei" w:eastAsia="Microsoft YaHei" w:hAnsi="Microsoft YaHei"/>
-          <w:b/>
-          <w:bCs/>
-        </w:rPr>
-        <w:t xml:space="preserve">已改</w:t>
-      </w:r>
-    </w:p>
-    <w:p>
-      <w:pPr>
-        <w:pStyle w:val="ListParagraph"/>
-        <w:numPr>
-          <w:ilvl w:val="0"/>
-          <w:numId w:val="1"/>
-        </w:numPr>
-        <w:spacing w:after="40" w:before="40"/>
-      </w:pPr>
-      <w:r>
-        <w:rPr>
-          <w:rFonts w:ascii="Consolas" w:cs="Consolas" w:eastAsia="Consolas" w:hAnsi="Consolas"/>
-          <w:shd w:fill="F2F2F2" w:val="clear"/>
-        </w:rPr>
-        <w:t xml:space="preserve">npm run deploy:prep</w:t>
-      </w:r>
-      <w:r>
-        <w:rPr>
-          <w:rFonts w:ascii="Microsoft YaHei" w:cs="Microsoft YaHei" w:eastAsia="Microsoft YaHei" w:hAnsi="Microsoft YaHei"/>
-        </w:rPr>
-        <w:t xml:space="preserve"> </w:t>
-      </w:r>
-      <w:r>
-        <w:rPr>
-          <w:rFonts w:ascii="Microsoft YaHei" w:cs="Microsoft YaHei" w:eastAsia="Microsoft YaHei" w:hAnsi="Microsoft YaHei"/>
-          <w:b/>
-          <w:bCs/>
-        </w:rPr>
-        <w:t xml:space="preserve">已跑完</w:t>
-      </w:r>
-      <w:r>
-        <w:rPr>
-          <w:rFonts w:ascii="Microsoft YaHei" w:cs="Microsoft YaHei" w:eastAsia="Microsoft YaHei" w:hAnsi="Microsoft YaHei"/>
-        </w:rPr>
-        <w:t xml:space="preserve">，</w:t>
-      </w:r>
-      <w:r>
-        <w:rPr>
-          <w:rFonts w:ascii="Consolas" w:cs="Consolas" w:eastAsia="Consolas" w:hAnsi="Consolas"/>
-          <w:shd w:fill="F2F2F2" w:val="clear"/>
-        </w:rPr>
-        <w:t xml:space="preserve">out/</w:t>
-      </w:r>
-      <w:r>
-        <w:rPr>
-          <w:rFonts w:ascii="Microsoft YaHei" w:cs="Microsoft YaHei" w:eastAsia="Microsoft YaHei" w:hAnsi="Microsoft YaHei"/>
-        </w:rPr>
-        <w:t xml:space="preserve"> 和 </w:t>
-      </w:r>
-      <w:r>
-        <w:rPr>
-          <w:rFonts w:ascii="Consolas" w:cs="Consolas" w:eastAsia="Consolas" w:hAnsi="Consolas"/>
-          <w:shd w:fill="F2F2F2" w:val="clear"/>
-        </w:rPr>
-        <w:t xml:space="preserve">out-rayen/</w:t>
-      </w:r>
-      <w:r>
-        <w:rPr>
-          <w:rFonts w:ascii="Microsoft YaHei" w:cs="Microsoft YaHei" w:eastAsia="Microsoft YaHei" w:hAnsi="Microsoft YaHei"/>
-        </w:rPr>
-        <w:t xml:space="preserve"> 是新的</w:t>
-      </w:r>
-    </w:p>
-    <w:p>
-      <w:pPr>
-        <w:spacing w:after="60" w:before="60"/>
-      </w:pPr>
-      <w:r>
-        <w:rPr>
-          <w:rFonts w:ascii="Microsoft YaHei" w:cs="Microsoft YaHei" w:eastAsia="Microsoft YaHei" w:hAnsi="Microsoft YaHei"/>
-          <w:b/>
-          <w:bCs/>
-        </w:rPr>
-        <w:t xml:space="preserve">为什么没提交</w:t>
-      </w:r>
-      <w:r>
-        <w:rPr>
-          <w:rFonts w:ascii="Microsoft YaHei" w:cs="Microsoft YaHei" w:eastAsia="Microsoft YaHei" w:hAnsi="Microsoft YaHei"/>
-        </w:rPr>
-        <w:t xml:space="preserve">：另一个会话（在做西语排版）从 00:43 起连续占着 </w:t>
-      </w:r>
-      <w:r>
-        <w:rPr>
-          <w:rFonts w:ascii="Consolas" w:cs="Consolas" w:eastAsia="Consolas" w:hAnsi="Consolas"/>
-          <w:shd w:fill="F2F2F2" w:val="clear"/>
-        </w:rPr>
-        <w:t xml:space="preserve">.git/index.lock</w:t>
-      </w:r>
-      <w:r>
-        <w:rPr>
-          <w:rFonts w:ascii="Microsoft YaHei" w:cs="Microsoft YaHei" w:eastAsia="Microsoft YaHei" w:hAnsi="Microsoft YaHei"/>
-        </w:rPr>
-        <w:t xml:space="preserve">，</w:t>
-      </w:r>
-    </w:p>
-    <w:p>
-      <w:pPr>
-        <w:spacing w:after="60" w:before="60"/>
-      </w:pPr>
-      <w:r>
-        <w:rPr>
-          <w:rFonts w:ascii="Microsoft YaHei" w:cs="Microsoft YaHei" w:eastAsia="Microsoft YaHei" w:hAnsi="Microsoft YaHei"/>
-        </w:rPr>
-        <w:t xml:space="preserve">六个 git 进程在跑。按第五条纪律，不跟它抢。</w:t>
-      </w:r>
-    </w:p>
-    <w:p>
-      <w:pPr>
-        <w:spacing w:after="60" w:before="60"/>
-      </w:pPr>
-      <w:r>
-        <w:rPr>
-          <w:rFonts w:ascii="Microsoft YaHei" w:cs="Microsoft YaHei" w:eastAsia="Microsoft YaHei" w:hAnsi="Microsoft YaHei"/>
-          <w:b/>
-          <w:bCs/>
-        </w:rPr>
-        <w:t xml:space="preserve">接手照做</w:t>
-      </w:r>
-      <w:r>
-        <w:rPr>
-          <w:rFonts w:ascii="Microsoft YaHei" w:cs="Microsoft YaHei" w:eastAsia="Microsoft YaHei" w:hAnsi="Microsoft YaHei"/>
-        </w:rPr>
-        <w:t xml:space="preserve">：</w:t>
-      </w:r>
-    </w:p>
-    <w:p>
-      <w:pPr>
-        <w:shd w:fill="F5F5F5" w:val="clear"/>
-        <w:spacing w:after="0" w:before="120"/>
-        <w:ind w:left="240"/>
-      </w:pPr>
-      <w:r>
-        <w:rPr>
-          <w:rFonts w:ascii="Consolas" w:cs="Consolas" w:eastAsia="Consolas" w:hAnsi="Consolas"/>
-          <w:sz w:val="20"/>
-          <w:szCs w:val="20"/>
-        </w:rPr>
-        <w:t xml:space="preserve">git add public/images/products-rayen content/rayen scripts/brand-rayen-images.mjs package.json out/ out-rayen/ src/data/generated public/search-index.json</w:t>
-      </w:r>
-    </w:p>
-    <w:p>
-      <w:pPr>
-        <w:shd w:fill="F5F5F5" w:val="clear"/>
-        <w:spacing w:after="120" w:before="0"/>
-        <w:ind w:left="240"/>
-      </w:pPr>
-      <w:r>
-        <w:rPr>
-          <w:rFonts w:ascii="Consolas" w:cs="Consolas" w:eastAsia="Consolas" w:hAnsi="Consolas"/>
-          <w:sz w:val="20"/>
-          <w:szCs w:val="20"/>
-        </w:rPr>
-        <w:t xml:space="preserve">git status --short out/ out-rayen/ | grep -c '^??'</w:t>
-      </w:r>
-    </w:p>
-    <w:p>
-      <w:pPr>
-        <w:spacing w:after="60" w:before="60"/>
-      </w:pPr>
-      <w:r>
-        <w:rPr>
-          <w:rFonts w:ascii="Microsoft YaHei" w:cs="Microsoft YaHei" w:eastAsia="Microsoft YaHei" w:hAnsi="Microsoft YaHei"/>
-          <w:b/>
-          <w:bCs/>
-        </w:rPr>
-        <w:t xml:space="preserve">第二条命令必须输出 0</w:t>
-      </w:r>
-      <w:r>
-        <w:rPr>
-          <w:rFonts w:ascii="Microsoft YaHei" w:cs="Microsoft YaHei" w:eastAsia="Microsoft YaHei" w:hAnsi="Microsoft YaHei"/>
-        </w:rPr>
-        <w:t xml:space="preserve"> 才能提交。不是 0 说明 </w:t>
-      </w:r>
-      <w:r>
-        <w:rPr>
-          <w:rFonts w:ascii="Consolas" w:cs="Consolas" w:eastAsia="Consolas" w:hAnsi="Consolas"/>
-          <w:shd w:fill="F2F2F2" w:val="clear"/>
-        </w:rPr>
-        <w:t xml:space="preserve">git add</w:t>
-      </w:r>
-      <w:r>
-        <w:rPr>
-          <w:rFonts w:ascii="Microsoft YaHei" w:cs="Microsoft YaHei" w:eastAsia="Microsoft YaHei" w:hAnsi="Microsoft YaHei"/>
-        </w:rPr>
-        <w:t xml:space="preserve"> 被锁挡掉了 —— 重跑，别往下走。</w:t>
-      </w:r>
-    </w:p>
-    <w:p>
-      <w:pPr>
-        <w:spacing w:after="60" w:before="60"/>
-      </w:pPr>
-      <w:r>
-        <w:rPr>
-          <w:rFonts w:ascii="Microsoft YaHei" w:cs="Microsoft YaHei" w:eastAsia="Microsoft YaHei" w:hAnsi="Microsoft YaHei"/>
-        </w:rPr>
-        <w:t xml:space="preserve">提交信息草稿在 </w:t>
-      </w:r>
-      <w:r>
-        <w:rPr>
-          <w:rFonts w:ascii="Consolas" w:cs="Consolas" w:eastAsia="Consolas" w:hAnsi="Consolas"/>
-          <w:shd w:fill="F2F2F2" w:val="clear"/>
-        </w:rPr>
-        <w:t xml:space="preserve">/tmp/brand-msg.txt</w:t>
-      </w:r>
-      <w:r>
-        <w:rPr>
-          <w:rFonts w:ascii="Microsoft YaHei" w:cs="Microsoft YaHei" w:eastAsia="Microsoft YaHei" w:hAnsi="Microsoft YaHei"/>
-        </w:rPr>
-        <w:t xml:space="preserve">（如果没了，第 2 节和本节够你重写一份）。</w:t>
+        <w:t xml:space="preserve">ls .git/index.lock</w:t>
+      </w:r>
+      <w:r>
+        <w:rPr>
+          <w:rFonts w:ascii="Microsoft YaHei" w:cs="Microsoft YaHei" w:eastAsia="Microsoft YaHei" w:hAnsi="Microsoft YaHei"/>
+        </w:rPr>
+        <w:t xml:space="preserve">。</w:t>
       </w:r>
     </w:p>
     <w:p>
@@ -4645,53 +4631,121 @@
         <w:rPr>
           <w:rFonts w:ascii="Microsoft YaHei" w:cs="Microsoft YaHei" w:eastAsia="Microsoft YaHei" w:hAnsi="Microsoft YaHei"/>
         </w:rPr>
-        <w:t xml:space="preserve">一、把第 4 节那个没提交的打标推上去</w:t>
-      </w:r>
-    </w:p>
-    <w:p>
-      <w:pPr>
-        <w:spacing w:after="60" w:before="60"/>
-      </w:pPr>
-      <w:r>
-        <w:rPr>
-          <w:rFonts w:ascii="Microsoft YaHei" w:cs="Microsoft YaHei" w:eastAsia="Microsoft YaHei" w:hAnsi="Microsoft YaHei"/>
-        </w:rPr>
-        <w:t xml:space="preserve">十分钟的事，但现在磁盘上和线上不一致 —— 这是最危险的状态。</w:t>
-      </w:r>
-    </w:p>
-    <w:p>
-      <w:pPr>
-        <w:spacing w:after="60" w:before="60"/>
-      </w:pPr>
-      <w:r>
-        <w:rPr>
-          <w:rFonts w:ascii="Microsoft YaHei" w:cs="Microsoft YaHei" w:eastAsia="Microsoft YaHei" w:hAnsi="Microsoft YaHei"/>
-        </w:rPr>
-        <w:t xml:space="preserve">记得先确认 </w:t>
+        <w:t xml:space="preserve">一、artunion 规格抓取</w:t>
+      </w:r>
+    </w:p>
+    <w:p>
+      <w:pPr>
+        <w:spacing w:after="60" w:before="60"/>
+      </w:pPr>
+      <w:r>
+        <w:rPr>
+          <w:rFonts w:ascii="Microsoft YaHei" w:cs="Microsoft YaHei" w:eastAsia="Microsoft YaHei" w:hAnsi="Microsoft YaHei"/>
+        </w:rPr>
+        <w:t xml:space="preserve">见第 6 节第 1 条。按型号匹配，不抓价格。</w:t>
+      </w:r>
+    </w:p>
+    <w:p>
+      <w:pPr>
+        <w:spacing w:after="60" w:before="60"/>
+      </w:pPr>
+      <w:r>
+        <w:rPr>
+          <w:rFonts w:ascii="Microsoft YaHei" w:cs="Microsoft YaHei" w:eastAsia="Microsoft YaHei" w:hAnsi="Microsoft YaHei"/>
+        </w:rPr>
+        <w:t xml:space="preserve">抓完写进 </w:t>
       </w:r>
       <w:r>
         <w:rPr>
           <w:rFonts w:ascii="Consolas" w:cs="Consolas" w:eastAsia="Consolas" w:hAnsi="Consolas"/>
           <w:shd w:fill="F2F2F2" w:val="clear"/>
         </w:rPr>
-        <w:t xml:space="preserve">git status --short out/ out-rayen/ | grep -c '^??'</w:t>
-      </w:r>
-      <w:r>
-        <w:rPr>
-          <w:rFonts w:ascii="Microsoft YaHei" w:cs="Microsoft YaHei" w:eastAsia="Microsoft YaHei" w:hAnsi="Microsoft YaHei"/>
-        </w:rPr>
-        <w:t xml:space="preserve"> 输出 0。</w:t>
-      </w:r>
-    </w:p>
-    <w:p>
-      <w:pPr>
-        <w:spacing w:after="60" w:before="60"/>
-      </w:pPr>
-      <w:r>
-        <w:rPr>
-          <w:rFonts w:ascii="Microsoft YaHei" w:cs="Microsoft YaHei" w:eastAsia="Microsoft YaHei" w:hAnsi="Microsoft YaHei"/>
-        </w:rPr>
-        <w:t xml:space="preserve">推完写一句「记得 purge」。</w:t>
+        <w:t xml:space="preserve">content/products/*.json</w:t>
+      </w:r>
+      <w:r>
+        <w:rPr>
+          <w:rFonts w:ascii="Microsoft YaHei" w:cs="Microsoft YaHei" w:eastAsia="Microsoft YaHei" w:hAnsi="Microsoft YaHei"/>
+        </w:rPr>
+        <w:t xml:space="preserve">，跑 </w:t>
+      </w:r>
+      <w:r>
+        <w:rPr>
+          <w:rFonts w:ascii="Consolas" w:cs="Consolas" w:eastAsia="Consolas" w:hAnsi="Consolas"/>
+          <w:shd w:fill="F2F2F2" w:val="clear"/>
+        </w:rPr>
+        <w:t xml:space="preserve">npm run rayen:mirror</w:t>
+      </w:r>
+      <w:r>
+        <w:rPr>
+          <w:rFonts w:ascii="Microsoft YaHei" w:cs="Microsoft YaHei" w:eastAsia="Microsoft YaHei" w:hAnsi="Microsoft YaHei"/>
+        </w:rPr>
+        <w:t xml:space="preserve">，</w:t>
+      </w:r>
+    </w:p>
+    <w:p>
+      <w:pPr>
+        <w:spacing w:after="60" w:before="60"/>
+      </w:pPr>
+      <w:r>
+        <w:rPr>
+          <w:rFonts w:ascii="Microsoft YaHei" w:cs="Microsoft YaHei" w:eastAsia="Microsoft YaHei" w:hAnsi="Microsoft YaHei"/>
+        </w:rPr>
+        <w:t xml:space="preserve">新出现的规格标签要在 </w:t>
+      </w:r>
+      <w:r>
+        <w:rPr>
+          <w:rFonts w:ascii="Consolas" w:cs="Consolas" w:eastAsia="Consolas" w:hAnsi="Consolas"/>
+          <w:shd w:fill="F2F2F2" w:val="clear"/>
+        </w:rPr>
+        <w:t xml:space="preserve">zh-terms</w:t>
+      </w:r>
+      <w:r>
+        <w:rPr>
+          <w:rFonts w:ascii="Microsoft YaHei" w:cs="Microsoft YaHei" w:eastAsia="Microsoft YaHei" w:hAnsi="Microsoft YaHei"/>
+        </w:rPr>
+        <w:t xml:space="preserve"> 里补中文 —— 否则</w:t>
+      </w:r>
+    </w:p>
+    <w:p>
+      <w:pPr>
+        <w:spacing w:after="60" w:before="60"/>
+      </w:pPr>
+      <w:r>
+        <w:rPr>
+          <w:rFonts w:ascii="Consolas" w:cs="Consolas" w:eastAsia="Consolas" w:hAnsi="Consolas"/>
+          <w:shd w:fill="F2F2F2" w:val="clear"/>
+        </w:rPr>
+        <w:t xml:space="preserve">src/lib/rayen-paths.test.ts</w:t>
+      </w:r>
+      <w:r>
+        <w:rPr>
+          <w:rFonts w:ascii="Microsoft YaHei" w:cs="Microsoft YaHei" w:eastAsia="Microsoft YaHei" w:hAnsi="Microsoft YaHei"/>
+        </w:rPr>
+        <w:t xml:space="preserve"> 里那条 </w:t>
+      </w:r>
+      <w:r>
+        <w:rPr>
+          <w:rFonts w:ascii="Consolas" w:cs="Consolas" w:eastAsia="Consolas" w:hAnsi="Consolas"/>
+          <w:shd w:fill="F2F2F2" w:val="clear"/>
+        </w:rPr>
+        <w:t xml:space="preserve">--check</w:t>
+      </w:r>
+      <w:r>
+        <w:rPr>
+          <w:rFonts w:ascii="Microsoft YaHei" w:cs="Microsoft YaHei" w:eastAsia="Microsoft YaHei" w:hAnsi="Microsoft YaHei"/>
+        </w:rPr>
+        <w:t xml:space="preserve"> 会直接让 CI 挂掉（这是故意的，</w:t>
+      </w:r>
+    </w:p>
+    <w:p>
+      <w:pPr>
+        <w:spacing w:after="60" w:before="60"/>
+      </w:pPr>
+      <w:r>
+        <w:rPr>
+          <w:rFonts w:ascii="Microsoft YaHei" w:cs="Microsoft YaHei" w:eastAsia="Microsoft YaHei" w:hAnsi="Microsoft YaHei"/>
+        </w:rPr>
+        <w:t xml:space="preserve">半中半英的规格表没人看）。</w:t>
       </w:r>
     </w:p>
     <w:p>
@@ -4703,121 +4757,53 @@
         <w:rPr>
           <w:rFonts w:ascii="Microsoft YaHei" w:cs="Microsoft YaHei" w:eastAsia="Microsoft YaHei" w:hAnsi="Microsoft YaHei"/>
         </w:rPr>
-        <w:t xml:space="preserve">二、artunion 规格抓取</w:t>
-      </w:r>
-    </w:p>
-    <w:p>
-      <w:pPr>
-        <w:spacing w:after="60" w:before="60"/>
-      </w:pPr>
-      <w:r>
-        <w:rPr>
-          <w:rFonts w:ascii="Microsoft YaHei" w:cs="Microsoft YaHei" w:eastAsia="Microsoft YaHei" w:hAnsi="Microsoft YaHei"/>
-        </w:rPr>
-        <w:t xml:space="preserve">见第 6 节第 1 条。按型号匹配，不抓价格。</w:t>
-      </w:r>
-    </w:p>
-    <w:p>
-      <w:pPr>
-        <w:spacing w:after="60" w:before="60"/>
-      </w:pPr>
-      <w:r>
-        <w:rPr>
-          <w:rFonts w:ascii="Microsoft YaHei" w:cs="Microsoft YaHei" w:eastAsia="Microsoft YaHei" w:hAnsi="Microsoft YaHei"/>
-        </w:rPr>
-        <w:t xml:space="preserve">抓完写进 </w:t>
-      </w:r>
-      <w:r>
-        <w:rPr>
-          <w:rFonts w:ascii="Consolas" w:cs="Consolas" w:eastAsia="Consolas" w:hAnsi="Consolas"/>
-          <w:shd w:fill="F2F2F2" w:val="clear"/>
-        </w:rPr>
-        <w:t xml:space="preserve">content/products/*.json</w:t>
-      </w:r>
-      <w:r>
-        <w:rPr>
-          <w:rFonts w:ascii="Microsoft YaHei" w:cs="Microsoft YaHei" w:eastAsia="Microsoft YaHei" w:hAnsi="Microsoft YaHei"/>
-        </w:rPr>
-        <w:t xml:space="preserve">，跑 </w:t>
-      </w:r>
-      <w:r>
-        <w:rPr>
-          <w:rFonts w:ascii="Consolas" w:cs="Consolas" w:eastAsia="Consolas" w:hAnsi="Consolas"/>
-          <w:shd w:fill="F2F2F2" w:val="clear"/>
-        </w:rPr>
-        <w:t xml:space="preserve">npm run rayen:mirror</w:t>
-      </w:r>
-      <w:r>
-        <w:rPr>
-          <w:rFonts w:ascii="Microsoft YaHei" w:cs="Microsoft YaHei" w:eastAsia="Microsoft YaHei" w:hAnsi="Microsoft YaHei"/>
-        </w:rPr>
-        <w:t xml:space="preserve">，</w:t>
-      </w:r>
-    </w:p>
-    <w:p>
-      <w:pPr>
-        <w:spacing w:after="60" w:before="60"/>
-      </w:pPr>
-      <w:r>
-        <w:rPr>
-          <w:rFonts w:ascii="Microsoft YaHei" w:cs="Microsoft YaHei" w:eastAsia="Microsoft YaHei" w:hAnsi="Microsoft YaHei"/>
-        </w:rPr>
-        <w:t xml:space="preserve">新出现的规格标签要在 </w:t>
-      </w:r>
-      <w:r>
-        <w:rPr>
-          <w:rFonts w:ascii="Consolas" w:cs="Consolas" w:eastAsia="Consolas" w:hAnsi="Consolas"/>
-          <w:shd w:fill="F2F2F2" w:val="clear"/>
-        </w:rPr>
-        <w:t xml:space="preserve">zh-terms</w:t>
-      </w:r>
-      <w:r>
-        <w:rPr>
-          <w:rFonts w:ascii="Microsoft YaHei" w:cs="Microsoft YaHei" w:eastAsia="Microsoft YaHei" w:hAnsi="Microsoft YaHei"/>
-        </w:rPr>
-        <w:t xml:space="preserve"> 里补中文 —— 否则</w:t>
-      </w:r>
-    </w:p>
-    <w:p>
-      <w:pPr>
-        <w:spacing w:after="60" w:before="60"/>
-      </w:pPr>
-      <w:r>
-        <w:rPr>
-          <w:rFonts w:ascii="Consolas" w:cs="Consolas" w:eastAsia="Consolas" w:hAnsi="Consolas"/>
-          <w:shd w:fill="F2F2F2" w:val="clear"/>
-        </w:rPr>
-        <w:t xml:space="preserve">src/lib/rayen-paths.test.ts</w:t>
-      </w:r>
-      <w:r>
-        <w:rPr>
-          <w:rFonts w:ascii="Microsoft YaHei" w:cs="Microsoft YaHei" w:eastAsia="Microsoft YaHei" w:hAnsi="Microsoft YaHei"/>
-        </w:rPr>
-        <w:t xml:space="preserve"> 里那条 </w:t>
-      </w:r>
-      <w:r>
-        <w:rPr>
-          <w:rFonts w:ascii="Consolas" w:cs="Consolas" w:eastAsia="Consolas" w:hAnsi="Consolas"/>
-          <w:shd w:fill="F2F2F2" w:val="clear"/>
-        </w:rPr>
-        <w:t xml:space="preserve">--check</w:t>
-      </w:r>
-      <w:r>
-        <w:rPr>
-          <w:rFonts w:ascii="Microsoft YaHei" w:cs="Microsoft YaHei" w:eastAsia="Microsoft YaHei" w:hAnsi="Microsoft YaHei"/>
-        </w:rPr>
-        <w:t xml:space="preserve"> 会直接让 CI 挂掉（这是故意的，</w:t>
-      </w:r>
-    </w:p>
-    <w:p>
-      <w:pPr>
-        <w:spacing w:after="60" w:before="60"/>
-      </w:pPr>
-      <w:r>
-        <w:rPr>
-          <w:rFonts w:ascii="Microsoft YaHei" w:cs="Microsoft YaHei" w:eastAsia="Microsoft YaHei" w:hAnsi="Microsoft YaHei"/>
-        </w:rPr>
-        <w:t xml:space="preserve">半中半英的规格表没人看）。</w:t>
+        <w:t xml:space="preserve">二、补齐 重量 / 安装孔径 / 中心距</w:t>
+      </w:r>
+    </w:p>
+    <w:p>
+      <w:pPr>
+        <w:spacing w:after="60" w:before="60"/>
+      </w:pPr>
+      <w:r>
+        <w:rPr>
+          <w:rFonts w:ascii="Microsoft YaHei" w:cs="Microsoft YaHei" w:eastAsia="Microsoft YaHei" w:hAnsi="Microsoft YaHei"/>
+        </w:rPr>
+        <w:t xml:space="preserve">首页那句话已经承诺了「每个型号都有独立规格表：材质、尺寸、中心距、安装孔径、重量和表面处理」。</w:t>
+      </w:r>
+    </w:p>
+    <w:p>
+      <w:pPr>
+        <w:spacing w:after="60" w:before="60"/>
+      </w:pPr>
+      <w:r>
+        <w:rPr>
+          <w:rFonts w:ascii="Microsoft YaHei" w:cs="Microsoft YaHei" w:eastAsia="Microsoft YaHei" w:hAnsi="Microsoft YaHei"/>
+          <w:b/>
+          <w:bCs/>
+        </w:rPr>
+        <w:t xml:space="preserve">买家点进去发现说好的一栏不存在，损失的不是这一句，是整张表的可信度。</w:t>
+      </w:r>
+    </w:p>
+    <w:p>
+      <w:pPr>
+        <w:spacing w:after="60" w:before="60"/>
+      </w:pPr>
+      <w:r>
+        <w:rPr>
+          <w:rFonts w:ascii="Microsoft YaHei" w:cs="Microsoft YaHei" w:eastAsia="Microsoft YaHei" w:hAnsi="Microsoft YaHei"/>
+        </w:rPr>
+        <w:t xml:space="preserve">要么把数据补上，要么把这句话改短 —— 两者选一，别让它空着。</w:t>
+      </w:r>
+    </w:p>
+    <w:p>
+      <w:pPr>
+        <w:spacing w:after="60" w:before="60"/>
+      </w:pPr>
+      <w:r>
+        <w:rPr>
+          <w:rFonts w:ascii="Microsoft YaHei" w:cs="Microsoft YaHei" w:eastAsia="Microsoft YaHei" w:hAnsi="Microsoft YaHei"/>
+        </w:rPr>
+        <w:t xml:space="preserve">（2026-09-10 已经因为「背距」踩过一次：目录里大部分是拉手，拉手没有背距。）</w:t>
       </w:r>
     </w:p>
     <w:p>
@@ -5011,7 +4997,7 @@
         <w:rPr>
           <w:rFonts w:ascii="Microsoft YaHei" w:cs="Microsoft YaHei" w:eastAsia="Microsoft YaHei" w:hAnsi="Microsoft YaHei"/>
         </w:rPr>
-        <w:t xml:space="preserve">，因为同一分支上还有别的会话在работать，改写已推送的历史会连累他们。</w:t>
+        <w:t xml:space="preserve">，因为同一分支上还有别的会话在干活，改写已推送的历史会连累他们。</w:t>
       </w:r>
     </w:p>
     <w:p>
@@ -6444,18 +6430,64 @@
         <w:rPr>
           <w:rFonts w:ascii="Microsoft YaHei" w:cs="Microsoft YaHei" w:eastAsia="Microsoft YaHei" w:hAnsi="Microsoft YaHei"/>
         </w:rPr>
-        <w:t xml:space="preserve">英文版、缩放、图纸日文、中文文案都已上线；**产品图打标 518 张做完了但卡在索引锁上没提交，</w:t>
-      </w:r>
-    </w:p>
-    <w:p>
-      <w:pPr>
-        <w:spacing w:after="60" w:before="60"/>
-      </w:pPr>
-      <w:r>
-        <w:rPr>
-          <w:rFonts w:ascii="Microsoft YaHei" w:cs="Microsoft YaHei" w:eastAsia="Microsoft YaHei" w:hAnsi="Microsoft YaHei"/>
-        </w:rPr>
-        <w:t xml:space="preserve">接手第一件事就是把它推上去**（第 4 节有照抄的命令）；然后 artunion 抓规格、继续磨文案。</w:t>
+        <w:t xml:space="preserve">英文版、缩放修复、图纸日文、中文文案重写、518 张产品图打标 —— </w:t>
+      </w:r>
+      <w:r>
+        <w:rPr>
+          <w:rFonts w:ascii="Microsoft YaHei" w:cs="Microsoft YaHei" w:eastAsia="Microsoft YaHei" w:hAnsi="Microsoft YaHei"/>
+          <w:b/>
+          <w:bCs/>
+        </w:rPr>
+        <w:t xml:space="preserve">全部已提交推送</w:t>
+      </w:r>
+    </w:p>
+    <w:p>
+      <w:pPr>
+        <w:spacing w:after="60" w:before="60"/>
+      </w:pPr>
+      <w:r>
+        <w:rPr>
+          <w:rFonts w:ascii="Microsoft YaHei" w:cs="Microsoft YaHei" w:eastAsia="Microsoft YaHei" w:hAnsi="Microsoft YaHei"/>
+        </w:rPr>
+        <w:t xml:space="preserve">（到 </w:t>
+      </w:r>
+      <w:r>
+        <w:rPr>
+          <w:rFonts w:ascii="Consolas" w:cs="Consolas" w:eastAsia="Consolas" w:hAnsi="Consolas"/>
+          <w:shd w:fill="F2F2F2" w:val="clear"/>
+        </w:rPr>
+        <w:t xml:space="preserve">5d49426ca9</w:t>
+      </w:r>
+      <w:r>
+        <w:rPr>
+          <w:rFonts w:ascii="Microsoft YaHei" w:cs="Microsoft YaHei" w:eastAsia="Microsoft YaHei" w:hAnsi="Microsoft YaHei"/>
+        </w:rPr>
+        <w:t xml:space="preserve"> 为止），线上磁盘一致。</w:t>
+      </w:r>
+    </w:p>
+    <w:p>
+      <w:pPr>
+        <w:spacing w:after="60" w:before="60"/>
+      </w:pPr>
+      <w:r>
+        <w:rPr>
+          <w:rFonts w:ascii="Microsoft YaHei" w:cs="Microsoft YaHei" w:eastAsia="Microsoft YaHei" w:hAnsi="Microsoft YaHei"/>
+        </w:rPr>
+        <w:t xml:space="preserve">接手直接做两件事：artunion 按型号抓规格（</w:t>
+      </w:r>
+      <w:r>
+        <w:rPr>
+          <w:rFonts w:ascii="Microsoft YaHei" w:cs="Microsoft YaHei" w:eastAsia="Microsoft YaHei" w:hAnsi="Microsoft YaHei"/>
+          <w:b/>
+          <w:bCs/>
+        </w:rPr>
+        <w:t xml:space="preserve">不抓价格</w:t>
+      </w:r>
+      <w:r>
+        <w:rPr>
+          <w:rFonts w:ascii="Microsoft YaHei" w:cs="Microsoft YaHei" w:eastAsia="Microsoft YaHei" w:hAnsi="Microsoft YaHei"/>
+        </w:rPr>
+        <w:t xml:space="preserve">），继续磨中文文案。</w:t>
       </w:r>
     </w:p>
     <w:p>
@@ -6467,6 +6499,14 @@
           <w:rFonts w:ascii="Microsoft YaHei" w:cs="Microsoft YaHei" w:eastAsia="Microsoft YaHei" w:hAnsi="Microsoft YaHei"/>
         </w:rPr>
         <w:t xml:space="preserve">七条缺料在甲方手上，别自己编。</w:t>
+      </w:r>
+      <w:r>
+        <w:rPr>
+          <w:rFonts w:ascii="Microsoft YaHei" w:cs="Microsoft YaHei" w:eastAsia="Microsoft YaHei" w:hAnsi="Microsoft YaHei"/>
+          <w:b/>
+          <w:bCs/>
+        </w:rPr>
+        <w:t xml:space="preserve">还没 purge —— 提醒甲方。</w:t>
       </w:r>
     </w:p>
     <w:sectPr>
